--- a/sort data in json.docx
+++ b/sort data in json.docx
@@ -40,7 +40,7 @@
           <w:rFonts w:ascii="Calibri" w:hAnsi="Calibri" w:cs="Calibri"/>
         </w:rPr>
         <w:pict w14:anchorId="2C760BD7">
-          <v:rect id="_x0000_i1067" style="width:0;height:1.5pt" o:hralign="center" o:hrstd="t" o:hr="t" fillcolor="#a0a0a0" stroked="f"/>
+          <v:rect id="_x0000_i1025" style="width:0;height:1.5pt" o:hralign="center" o:hrstd="t" o:hr="t" fillcolor="#a0a0a0" stroked="f"/>
         </w:pict>
       </w:r>
     </w:p>
@@ -152,7 +152,7 @@
           <w:rFonts w:ascii="Calibri" w:hAnsi="Calibri" w:cs="Calibri"/>
         </w:rPr>
         <w:pict w14:anchorId="47B1131E">
-          <v:rect id="_x0000_i1068" style="width:0;height:1.5pt" o:hralign="center" o:hrstd="t" o:hr="t" fillcolor="#a0a0a0" stroked="f"/>
+          <v:rect id="_x0000_i1026" style="width:0;height:1.5pt" o:hralign="center" o:hrstd="t" o:hr="t" fillcolor="#a0a0a0" stroked="f"/>
         </w:pict>
       </w:r>
     </w:p>
@@ -197,7 +197,7 @@
           <w:rFonts w:ascii="Calibri" w:hAnsi="Calibri" w:cs="Calibri"/>
         </w:rPr>
         <w:pict w14:anchorId="6F3741D5">
-          <v:rect id="_x0000_i1069" style="width:0;height:1.5pt" o:hralign="center" o:hrstd="t" o:hr="t" fillcolor="#a0a0a0" stroked="f"/>
+          <v:rect id="_x0000_i1027" style="width:0;height:1.5pt" o:hralign="center" o:hrstd="t" o:hr="t" fillcolor="#a0a0a0" stroked="f"/>
         </w:pict>
       </w:r>
     </w:p>
@@ -387,7 +387,7 @@
         </w:rPr>
         <w:lastRenderedPageBreak/>
         <w:pict w14:anchorId="35E583B6">
-          <v:rect id="_x0000_i1070" style="width:0;height:1.5pt" o:hralign="center" o:hrstd="t" o:hr="t" fillcolor="#a0a0a0" stroked="f"/>
+          <v:rect id="_x0000_i1028" style="width:0;height:1.5pt" o:hralign="center" o:hrstd="t" o:hr="t" fillcolor="#a0a0a0" stroked="f"/>
         </w:pict>
       </w:r>
     </w:p>
@@ -432,7 +432,7 @@
           <w:rFonts w:ascii="Calibri" w:hAnsi="Calibri" w:cs="Calibri"/>
         </w:rPr>
         <w:pict w14:anchorId="40FAB65B">
-          <v:rect id="_x0000_i1071" style="width:0;height:1.5pt" o:hralign="center" o:hrstd="t" o:hr="t" fillcolor="#a0a0a0" stroked="f"/>
+          <v:rect id="_x0000_i1029" style="width:0;height:1.5pt" o:hralign="center" o:hrstd="t" o:hr="t" fillcolor="#a0a0a0" stroked="f"/>
         </w:pict>
       </w:r>
     </w:p>
@@ -477,7 +477,7 @@
           <w:rFonts w:ascii="Calibri" w:hAnsi="Calibri" w:cs="Calibri"/>
         </w:rPr>
         <w:pict w14:anchorId="6D32A7B5">
-          <v:rect id="_x0000_i1072" style="width:0;height:1.5pt" o:hralign="center" o:hrstd="t" o:hr="t" fillcolor="#a0a0a0" stroked="f"/>
+          <v:rect id="_x0000_i1030" style="width:0;height:1.5pt" o:hralign="center" o:hrstd="t" o:hr="t" fillcolor="#a0a0a0" stroked="f"/>
         </w:pict>
       </w:r>
     </w:p>
@@ -591,7 +591,7 @@
           <w:rFonts w:ascii="Calibri" w:hAnsi="Calibri" w:cs="Calibri"/>
         </w:rPr>
         <w:pict w14:anchorId="4B58C51D">
-          <v:rect id="_x0000_i1073" style="width:0;height:1.5pt" o:hralign="center" o:hrstd="t" o:hr="t" fillcolor="#a0a0a0" stroked="f"/>
+          <v:rect id="_x0000_i1031" style="width:0;height:1.5pt" o:hralign="center" o:hrstd="t" o:hr="t" fillcolor="#a0a0a0" stroked="f"/>
         </w:pict>
       </w:r>
     </w:p>
@@ -614,29 +614,21 @@
     </w:p>
     <w:tbl>
       <w:tblPr>
-        <w:tblW w:w="0" w:type="auto"/>
-        <w:tblCellSpacing w:w="15" w:type="dxa"/>
-        <w:tblCellMar>
-          <w:top w:w="15" w:type="dxa"/>
-          <w:left w:w="15" w:type="dxa"/>
-          <w:bottom w:w="15" w:type="dxa"/>
-          <w:right w:w="15" w:type="dxa"/>
-        </w:tblCellMar>
+        <w:tblStyle w:val="TableGrid"/>
+        <w:tblW w:w="4799" w:type="dxa"/>
         <w:tblLook w:val="04A0" w:firstRow="1" w:lastRow="0" w:firstColumn="1" w:lastColumn="0" w:noHBand="0" w:noVBand="1"/>
       </w:tblPr>
       <w:tblGrid>
-        <w:gridCol w:w="1168"/>
-        <w:gridCol w:w="2823"/>
+        <w:gridCol w:w="1470"/>
+        <w:gridCol w:w="3329"/>
       </w:tblGrid>
       <w:tr>
         <w:trPr>
-          <w:tblHeader/>
-          <w:tblCellSpacing w:w="15" w:type="dxa"/>
+          <w:trHeight w:val="479"/>
         </w:trPr>
         <w:tc>
           <w:tcPr>
             <w:tcW w:w="0" w:type="auto"/>
-            <w:vAlign w:val="center"/>
             <w:hideMark/>
           </w:tcPr>
           <w:p>
@@ -660,7 +652,6 @@
         <w:tc>
           <w:tcPr>
             <w:tcW w:w="0" w:type="auto"/>
-            <w:vAlign w:val="center"/>
             <w:hideMark/>
           </w:tcPr>
           <w:p>
@@ -684,12 +675,11 @@
       </w:tr>
       <w:tr>
         <w:trPr>
-          <w:tblCellSpacing w:w="15" w:type="dxa"/>
+          <w:trHeight w:val="479"/>
         </w:trPr>
         <w:tc>
           <w:tcPr>
             <w:tcW w:w="0" w:type="auto"/>
-            <w:vAlign w:val="center"/>
             <w:hideMark/>
           </w:tcPr>
           <w:p>
@@ -709,7 +699,6 @@
         <w:tc>
           <w:tcPr>
             <w:tcW w:w="0" w:type="auto"/>
-            <w:vAlign w:val="center"/>
             <w:hideMark/>
           </w:tcPr>
           <w:p>
@@ -729,12 +718,11 @@
       </w:tr>
       <w:tr>
         <w:trPr>
-          <w:tblCellSpacing w:w="15" w:type="dxa"/>
+          <w:trHeight w:val="464"/>
         </w:trPr>
         <w:tc>
           <w:tcPr>
             <w:tcW w:w="0" w:type="auto"/>
-            <w:vAlign w:val="center"/>
             <w:hideMark/>
           </w:tcPr>
           <w:p>
@@ -754,7 +742,6 @@
         <w:tc>
           <w:tcPr>
             <w:tcW w:w="0" w:type="auto"/>
-            <w:vAlign w:val="center"/>
             <w:hideMark/>
           </w:tcPr>
           <w:p>
@@ -774,12 +761,11 @@
       </w:tr>
       <w:tr>
         <w:trPr>
-          <w:tblCellSpacing w:w="15" w:type="dxa"/>
+          <w:trHeight w:val="479"/>
         </w:trPr>
         <w:tc>
           <w:tcPr>
             <w:tcW w:w="0" w:type="auto"/>
-            <w:vAlign w:val="center"/>
             <w:hideMark/>
           </w:tcPr>
           <w:p>
@@ -799,7 +785,6 @@
         <w:tc>
           <w:tcPr>
             <w:tcW w:w="0" w:type="auto"/>
-            <w:vAlign w:val="center"/>
             <w:hideMark/>
           </w:tcPr>
           <w:p>
@@ -1595,6 +1580,7 @@
   <w:style w:type="character" w:default="1" w:styleId="DefaultParagraphFont">
     <w:name w:val="Default Paragraph Font"/>
     <w:uiPriority w:val="1"/>
+    <w:semiHidden/>
     <w:unhideWhenUsed/>
   </w:style>
   <w:style w:type="table" w:default="1" w:styleId="TableNormal">
@@ -1907,6 +1893,25 @@
       <w:color w:val="0F4761" w:themeColor="accent1" w:themeShade="BF"/>
       <w:spacing w:val="5"/>
     </w:rPr>
+  </w:style>
+  <w:style w:type="table" w:styleId="TableGrid">
+    <w:name w:val="Table Grid"/>
+    <w:basedOn w:val="TableNormal"/>
+    <w:uiPriority w:val="39"/>
+    <w:rsid w:val="00661FB1"/>
+    <w:pPr>
+      <w:spacing w:after="0" w:line="240" w:lineRule="auto"/>
+    </w:pPr>
+    <w:tblPr>
+      <w:tblBorders>
+        <w:top w:val="single" w:sz="4" w:space="0" w:color="auto"/>
+        <w:left w:val="single" w:sz="4" w:space="0" w:color="auto"/>
+        <w:bottom w:val="single" w:sz="4" w:space="0" w:color="auto"/>
+        <w:right w:val="single" w:sz="4" w:space="0" w:color="auto"/>
+        <w:insideH w:val="single" w:sz="4" w:space="0" w:color="auto"/>
+        <w:insideV w:val="single" w:sz="4" w:space="0" w:color="auto"/>
+      </w:tblBorders>
+    </w:tblPr>
   </w:style>
 </w:styles>
 </file>
